--- a/2026数学建模国赛AI自查表_已核查（第2至4项）_模型修订版.docx
+++ b/2026数学建模国赛AI自查表_已核查（第2至4项）_模型修订版.docx
@@ -3293,37 +3293,7 @@
             <w:vAlign w:val="center"/>
           </w:tcPr>
           <w:p>
-            <w:pPr>
-              <w:keepNext w:val="0"/>
-              <w:keepLines w:val="0"/>
-              <w:pageBreakBefore w:val="0"/>
-              <w:widowControl w:val="0"/>
-              <w:kinsoku/>
-              <w:wordWrap/>
-              <w:overflowPunct/>
-              <w:topLinePunct w:val="0"/>
-              <w:autoSpaceDE/>
-              <w:autoSpaceDN/>
-              <w:bidi w:val="0"/>
-              <w:adjustRightInd/>
-              <w:snapToGrid w:val="0"/>
-              <w:spacing w:before="157" w:beforeLines="50" w:after="157" w:afterLines="50" w:line="240" w:lineRule="auto"/>
-              <w:ind w:left="0" w:leftChars="0" w:right="0" w:rightChars="0" w:firstLine="0" w:firstLineChars="0"/>
-              <w:jc w:val="center"/>
-              <w:textAlignment w:val="auto"/>
-              <w:rPr>
-                <w:rFonts w:ascii="Arial" w:eastAsia="等线"/>
-                <w:b w:val="0"/>
-                <w:i w:val="0"/>
-                <w:color w:val="000000"/>
-                <w:sz w:val="22"/>
-              </w:rPr>
-            </w:pPr>
-            <w:r>
-              <w:rPr>
-                <w:rFonts w:ascii="宋体" w:hAnsi="宋体" w:eastAsia="宋体"/>
-                <w:sz w:val="18"/>
-              </w:rPr>
+            <w:r>
               <w:t>合格</w:t>
             </w:r>
           </w:p>
@@ -3348,38 +3318,8 @@
             <w:vAlign w:val="center"/>
           </w:tcPr>
           <w:p>
-            <w:pPr>
-              <w:keepNext w:val="0"/>
-              <w:keepLines w:val="0"/>
-              <w:pageBreakBefore w:val="0"/>
-              <w:widowControl w:val="0"/>
-              <w:kinsoku/>
-              <w:wordWrap/>
-              <w:overflowPunct/>
-              <w:topLinePunct w:val="0"/>
-              <w:autoSpaceDE/>
-              <w:autoSpaceDN/>
-              <w:bidi w:val="0"/>
-              <w:adjustRightInd/>
-              <w:snapToGrid w:val="0"/>
-              <w:spacing w:before="157" w:beforeLines="50" w:after="157" w:afterLines="50" w:line="240" w:lineRule="auto"/>
-              <w:ind w:left="0" w:leftChars="0" w:right="0" w:rightChars="0" w:firstLine="0" w:firstLineChars="0"/>
-              <w:jc w:val="center"/>
-              <w:textAlignment w:val="auto"/>
-              <w:rPr>
-                <w:rFonts w:ascii="Arial" w:eastAsia="等线"/>
-                <w:b w:val="0"/>
-                <w:i w:val="0"/>
-                <w:color w:val="000000"/>
-                <w:sz w:val="22"/>
-              </w:rPr>
-            </w:pPr>
-            <w:r>
-              <w:rPr>
-                <w:rFonts w:ascii="宋体" w:hAnsi="宋体" w:eastAsia="宋体"/>
-                <w:sz w:val="18"/>
-              </w:rPr>
-              <w:t>docs/七_结果分析阶段.md 对照 results/问题1_结果摘要.json、results/问题2至4_结果分析统计.json</w:t>
+            <w:r>
+              <w:t>docs/七_结果分析阶段.md；results/问题2至4_结果分析统计.json；results/问题二至四模型检验/检验摘要.json</w:t>
             </w:r>
           </w:p>
         </w:tc>
@@ -3403,38 +3343,8 @@
             <w:vAlign w:val="center"/>
           </w:tcPr>
           <w:p>
-            <w:pPr>
-              <w:keepNext w:val="0"/>
-              <w:keepLines w:val="0"/>
-              <w:pageBreakBefore w:val="0"/>
-              <w:widowControl w:val="0"/>
-              <w:kinsoku/>
-              <w:wordWrap/>
-              <w:overflowPunct/>
-              <w:topLinePunct w:val="0"/>
-              <w:autoSpaceDE/>
-              <w:autoSpaceDN/>
-              <w:bidi w:val="0"/>
-              <w:adjustRightInd/>
-              <w:snapToGrid w:val="0"/>
-              <w:spacing w:before="157" w:beforeLines="50" w:after="157" w:afterLines="50" w:line="240" w:lineRule="auto"/>
-              <w:ind w:left="0" w:leftChars="0" w:right="0" w:rightChars="0" w:firstLine="0" w:firstLineChars="0"/>
-              <w:jc w:val="center"/>
-              <w:textAlignment w:val="auto"/>
-              <w:rPr>
-                <w:rFonts w:ascii="Arial" w:eastAsia="等线"/>
-                <w:b w:val="0"/>
-                <w:i w:val="0"/>
-                <w:color w:val="000000"/>
-                <w:sz w:val="22"/>
-              </w:rPr>
-            </w:pPr>
-            <w:r>
-              <w:rPr>
-                <w:rFonts w:ascii="宋体" w:hAnsi="宋体" w:eastAsia="宋体"/>
-                <w:sz w:val="18"/>
-              </w:rPr>
-              <w:t>正文关键数字与结果JSON逐项一致（问题1三项指标、四策略总成本、4-2/4-3日成本均值/标准差/中位数/95分位/极值）；图由同一代码生成。</w:t>
+            <w:r>
+              <w:t>结果分析、模型检验和正式结果采用同一批动态净负荷分位数结果；四种策略总成本、逐日统计、分位数轨迹、约束残差及扰动指标均可回溯到CSV或JSON。</w:t>
             </w:r>
           </w:p>
         </w:tc>
@@ -3458,38 +3368,8 @@
             <w:vAlign w:val="center"/>
           </w:tcPr>
           <w:p>
-            <w:pPr>
-              <w:keepNext w:val="0"/>
-              <w:keepLines w:val="0"/>
-              <w:pageBreakBefore w:val="0"/>
-              <w:widowControl w:val="0"/>
-              <w:kinsoku/>
-              <w:wordWrap/>
-              <w:overflowPunct/>
-              <w:topLinePunct w:val="0"/>
-              <w:autoSpaceDE/>
-              <w:autoSpaceDN/>
-              <w:bidi w:val="0"/>
-              <w:adjustRightInd/>
-              <w:snapToGrid w:val="0"/>
-              <w:spacing w:before="157" w:beforeLines="50" w:after="157" w:afterLines="50" w:line="240" w:lineRule="auto"/>
-              <w:ind w:left="0" w:leftChars="0" w:right="0" w:rightChars="0" w:firstLine="0" w:firstLineChars="0"/>
-              <w:jc w:val="center"/>
-              <w:textAlignment w:val="auto"/>
-              <w:rPr>
-                <w:rFonts w:ascii="Arial" w:eastAsia="等线"/>
-                <w:b w:val="0"/>
-                <w:i w:val="0"/>
-                <w:color w:val="000000"/>
-                <w:sz w:val="22"/>
-              </w:rPr>
-            </w:pPr>
-            <w:r>
-              <w:rPr>
-                <w:rFonts w:ascii="宋体" w:hAnsi="宋体" w:eastAsia="宋体"/>
-                <w:sz w:val="18"/>
-              </w:rPr>
-              <w:t>论文插图后人工核对坐标轴、图例与正文引用数字的位数。</w:t>
+            <w:r>
+              <w:t>论文撰写时从当前结果文件生成图表，并人工核对图题、单位和正文引用。</w:t>
             </w:r>
           </w:p>
         </w:tc>
@@ -3655,37 +3535,7 @@
             <w:vAlign w:val="center"/>
           </w:tcPr>
           <w:p>
-            <w:pPr>
-              <w:keepNext w:val="0"/>
-              <w:keepLines w:val="0"/>
-              <w:pageBreakBefore w:val="0"/>
-              <w:widowControl w:val="0"/>
-              <w:kinsoku/>
-              <w:wordWrap/>
-              <w:overflowPunct/>
-              <w:topLinePunct w:val="0"/>
-              <w:autoSpaceDE/>
-              <w:autoSpaceDN/>
-              <w:bidi w:val="0"/>
-              <w:adjustRightInd/>
-              <w:snapToGrid w:val="0"/>
-              <w:spacing w:before="157" w:beforeLines="50" w:after="157" w:afterLines="50" w:line="240" w:lineRule="auto"/>
-              <w:ind w:left="0" w:leftChars="0" w:right="0" w:rightChars="0" w:firstLine="0" w:firstLineChars="0"/>
-              <w:jc w:val="center"/>
-              <w:textAlignment w:val="auto"/>
-              <w:rPr>
-                <w:rFonts w:ascii="Arial" w:eastAsia="等线"/>
-                <w:b w:val="0"/>
-                <w:i w:val="0"/>
-                <w:color w:val="000000"/>
-                <w:sz w:val="22"/>
-              </w:rPr>
-            </w:pPr>
-            <w:r>
-              <w:rPr>
-                <w:rFonts w:ascii="宋体" w:hAnsi="宋体" w:eastAsia="宋体"/>
-                <w:sz w:val="18"/>
-              </w:rPr>
+            <w:r>
               <w:t>合格</w:t>
             </w:r>
           </w:p>
@@ -3710,38 +3560,8 @@
             <w:vAlign w:val="center"/>
           </w:tcPr>
           <w:p>
-            <w:pPr>
-              <w:keepNext w:val="0"/>
-              <w:keepLines w:val="0"/>
-              <w:pageBreakBefore w:val="0"/>
-              <w:widowControl w:val="0"/>
-              <w:kinsoku/>
-              <w:wordWrap/>
-              <w:overflowPunct/>
-              <w:topLinePunct w:val="0"/>
-              <w:autoSpaceDE/>
-              <w:autoSpaceDN/>
-              <w:bidi w:val="0"/>
-              <w:adjustRightInd/>
-              <w:snapToGrid w:val="0"/>
-              <w:spacing w:before="157" w:beforeLines="50" w:after="157" w:afterLines="50" w:line="240" w:lineRule="auto"/>
-              <w:ind w:left="0" w:leftChars="0" w:right="0" w:rightChars="0" w:firstLine="0" w:firstLineChars="0"/>
-              <w:jc w:val="center"/>
-              <w:textAlignment w:val="auto"/>
-              <w:rPr>
-                <w:rFonts w:ascii="Arial" w:eastAsia="等线"/>
-                <w:b w:val="0"/>
-                <w:i w:val="0"/>
-                <w:color w:val="000000"/>
-                <w:sz w:val="22"/>
-              </w:rPr>
-            </w:pPr>
-            <w:r>
-              <w:rPr>
-                <w:rFonts w:ascii="宋体" w:hAnsi="宋体" w:eastAsia="宋体"/>
-                <w:sz w:val="18"/>
-              </w:rPr>
-              <w:t>docs/七_结果分析阶段.md 与 问题二至四_模型检验.md 结论段</w:t>
+            <w:r>
+              <w:t>docs/七_结果分析阶段.md；问题二至四_模型检验.md</w:t>
             </w:r>
           </w:p>
         </w:tc>
@@ -3765,38 +3585,8 @@
             <w:vAlign w:val="center"/>
           </w:tcPr>
           <w:p>
-            <w:pPr>
-              <w:keepNext w:val="0"/>
-              <w:keepLines w:val="0"/>
-              <w:pageBreakBefore w:val="0"/>
-              <w:widowControl w:val="0"/>
-              <w:kinsoku/>
-              <w:wordWrap/>
-              <w:overflowPunct/>
-              <w:topLinePunct w:val="0"/>
-              <w:autoSpaceDE/>
-              <w:autoSpaceDN/>
-              <w:bidi w:val="0"/>
-              <w:adjustRightInd/>
-              <w:snapToGrid w:val="0"/>
-              <w:spacing w:before="157" w:beforeLines="50" w:after="157" w:afterLines="50" w:line="240" w:lineRule="auto"/>
-              <w:ind w:left="0" w:leftChars="0" w:right="0" w:rightChars="0" w:firstLine="0" w:firstLineChars="0"/>
-              <w:jc w:val="center"/>
-              <w:textAlignment w:val="auto"/>
-              <w:rPr>
-                <w:rFonts w:ascii="Arial" w:eastAsia="等线"/>
-                <w:b w:val="0"/>
-                <w:i w:val="0"/>
-                <w:color w:val="000000"/>
-                <w:sz w:val="22"/>
-              </w:rPr>
-            </w:pPr>
-            <w:r>
-              <w:rPr>
-                <w:rFonts w:ascii="宋体" w:hAnsi="宋体" w:eastAsia="宋体"/>
-                <w:sz w:val="18"/>
-              </w:rPr>
-              <w:t>结论措辞克制，明确信息条件与鲁棒性边界，多处写“不能断言鲁棒性强”，无强拉因果。</w:t>
+            <w:r>
+              <w:t>结论按当前正式基准重新核对：问题三相对问题二节省1.722%，问题四滚动分支相对日前分支节省1.658%；扰动检验明确区分数值可行与性能稳定。</w:t>
             </w:r>
           </w:p>
         </w:tc>
@@ -3820,38 +3610,8 @@
             <w:vAlign w:val="center"/>
           </w:tcPr>
           <w:p>
-            <w:pPr>
-              <w:keepNext w:val="0"/>
-              <w:keepLines w:val="0"/>
-              <w:pageBreakBefore w:val="0"/>
-              <w:widowControl w:val="0"/>
-              <w:kinsoku/>
-              <w:wordWrap/>
-              <w:overflowPunct/>
-              <w:topLinePunct w:val="0"/>
-              <w:autoSpaceDE/>
-              <w:autoSpaceDN/>
-              <w:bidi w:val="0"/>
-              <w:adjustRightInd/>
-              <w:snapToGrid w:val="0"/>
-              <w:spacing w:before="157" w:beforeLines="50" w:after="157" w:afterLines="50" w:line="240" w:lineRule="auto"/>
-              <w:ind w:left="0" w:leftChars="0" w:right="0" w:rightChars="0" w:firstLine="0" w:firstLineChars="0"/>
-              <w:jc w:val="center"/>
-              <w:textAlignment w:val="auto"/>
-              <w:rPr>
-                <w:rFonts w:ascii="Arial" w:eastAsia="等线"/>
-                <w:b w:val="0"/>
-                <w:i w:val="0"/>
-                <w:color w:val="000000"/>
-                <w:sz w:val="22"/>
-              </w:rPr>
-            </w:pPr>
-            <w:r>
-              <w:rPr>
-                <w:rFonts w:ascii="宋体" w:hAnsi="宋体" w:eastAsia="宋体"/>
-                <w:sz w:val="18"/>
-              </w:rPr>
-              <w:t>论文写作保持该口径，不把“有效”写成“最优、鲁棒性强”。</w:t>
+            <w:r>
+              <w:t>论文撰写时继续保留价格信息前提、并网容量边界及冻结压力检验口径。</w:t>
             </w:r>
           </w:p>
         </w:tc>
@@ -5687,37 +5447,7 @@
             <w:vAlign w:val="center"/>
           </w:tcPr>
           <w:p>
-            <w:pPr>
-              <w:keepNext w:val="0"/>
-              <w:keepLines w:val="0"/>
-              <w:pageBreakBefore w:val="0"/>
-              <w:widowControl w:val="0"/>
-              <w:kinsoku/>
-              <w:wordWrap/>
-              <w:overflowPunct/>
-              <w:topLinePunct w:val="0"/>
-              <w:autoSpaceDE/>
-              <w:autoSpaceDN/>
-              <w:bidi w:val="0"/>
-              <w:adjustRightInd/>
-              <w:snapToGrid w:val="0"/>
-              <w:spacing w:before="157" w:beforeLines="50" w:after="157" w:afterLines="50" w:line="240" w:lineRule="auto"/>
-              <w:ind w:left="0" w:leftChars="0" w:right="0" w:rightChars="0" w:firstLine="0" w:firstLineChars="0"/>
-              <w:jc w:val="center"/>
-              <w:textAlignment w:val="auto"/>
-              <w:rPr>
-                <w:rFonts w:ascii="Arial" w:eastAsia="等线"/>
-                <w:b w:val="0"/>
-                <w:i w:val="0"/>
-                <w:color w:val="000000"/>
-                <w:sz w:val="22"/>
-              </w:rPr>
-            </w:pPr>
-            <w:r>
-              <w:rPr>
-                <w:rFonts w:ascii="宋体" w:hAnsi="宋体" w:eastAsia="宋体"/>
-                <w:sz w:val="18"/>
-              </w:rPr>
+            <w:r>
               <w:t>合格</w:t>
             </w:r>
           </w:p>
@@ -5742,38 +5472,8 @@
             <w:vAlign w:val="center"/>
           </w:tcPr>
           <w:p>
-            <w:pPr>
-              <w:keepNext w:val="0"/>
-              <w:keepLines w:val="0"/>
-              <w:pageBreakBefore w:val="0"/>
-              <w:widowControl w:val="0"/>
-              <w:kinsoku/>
-              <w:wordWrap/>
-              <w:overflowPunct/>
-              <w:topLinePunct w:val="0"/>
-              <w:autoSpaceDE/>
-              <w:autoSpaceDN/>
-              <w:bidi w:val="0"/>
-              <w:adjustRightInd/>
-              <w:snapToGrid w:val="0"/>
-              <w:spacing w:before="157" w:beforeLines="50" w:after="157" w:afterLines="50" w:line="240" w:lineRule="auto"/>
-              <w:ind w:left="0" w:leftChars="0" w:right="0" w:rightChars="0" w:firstLine="0" w:firstLineChars="0"/>
-              <w:jc w:val="center"/>
-              <w:textAlignment w:val="auto"/>
-              <w:rPr>
-                <w:rFonts w:ascii="Arial" w:eastAsia="等线"/>
-                <w:b w:val="0"/>
-                <w:i w:val="0"/>
-                <w:color w:val="000000"/>
-                <w:sz w:val="22"/>
-              </w:rPr>
-            </w:pPr>
-            <w:r>
-              <w:rPr>
-                <w:rFonts w:ascii="宋体" w:hAnsi="宋体" w:eastAsia="宋体"/>
-                <w:sz w:val="18"/>
-              </w:rPr>
-              <w:t>results/问题1_结果摘要.json、results/问题2至4_运行摘要.json</w:t>
+            <w:r>
+              <w:t>results/问题1_求解摘要.json；results/问题2至4_运行摘要.json；results/问题二至四模型检验/检验摘要.json</w:t>
             </w:r>
           </w:p>
         </w:tc>
@@ -5797,38 +5497,8 @@
             <w:vAlign w:val="center"/>
           </w:tcPr>
           <w:p>
-            <w:pPr>
-              <w:keepNext w:val="0"/>
-              <w:keepLines w:val="0"/>
-              <w:pageBreakBefore w:val="0"/>
-              <w:widowControl w:val="0"/>
-              <w:kinsoku/>
-              <w:wordWrap/>
-              <w:overflowPunct/>
-              <w:topLinePunct w:val="0"/>
-              <w:autoSpaceDE/>
-              <w:autoSpaceDN/>
-              <w:bidi w:val="0"/>
-              <w:adjustRightInd/>
-              <w:snapToGrid w:val="0"/>
-              <w:spacing w:before="157" w:beforeLines="50" w:after="157" w:afterLines="50" w:line="240" w:lineRule="auto"/>
-              <w:ind w:left="0" w:leftChars="0" w:right="0" w:rightChars="0" w:firstLine="0" w:firstLineChars="0"/>
-              <w:jc w:val="center"/>
-              <w:textAlignment w:val="auto"/>
-              <w:rPr>
-                <w:rFonts w:ascii="Arial" w:eastAsia="等线"/>
-                <w:b w:val="0"/>
-                <w:i w:val="0"/>
-                <w:color w:val="000000"/>
-                <w:sz w:val="22"/>
-              </w:rPr>
-            </w:pPr>
-            <w:r>
-              <w:rPr>
-                <w:rFonts w:ascii="宋体" w:hAnsi="宋体" w:eastAsia="宋体"/>
-                <w:sz w:val="18"/>
-              </w:rPr>
-              <w:t>问题1节省26.90%；全年四策略1612万–1805万元、日均4.8万–5.4万元，量级合理；SOC触界、残差1e-13量级。</w:t>
+            <w:r>
+              <w:t>问题二至四正式评价期总成本为1641.35、1613.09、1714.88和1686.44万元；四种策略供需与SOC残差均小于1e-11 kWh，SOC范围、互斥和跨日衔接均通过独立回代。</w:t>
             </w:r>
           </w:p>
         </w:tc>
@@ -5852,38 +5522,8 @@
             <w:vAlign w:val="center"/>
           </w:tcPr>
           <w:p>
-            <w:pPr>
-              <w:keepNext w:val="0"/>
-              <w:keepLines w:val="0"/>
-              <w:pageBreakBefore w:val="0"/>
-              <w:widowControl w:val="0"/>
-              <w:kinsoku/>
-              <w:wordWrap/>
-              <w:overflowPunct/>
-              <w:topLinePunct w:val="0"/>
-              <w:autoSpaceDE/>
-              <w:autoSpaceDN/>
-              <w:bidi w:val="0"/>
-              <w:adjustRightInd/>
-              <w:snapToGrid w:val="0"/>
-              <w:spacing w:before="157" w:beforeLines="50" w:after="157" w:afterLines="50" w:line="240" w:lineRule="auto"/>
-              <w:ind w:left="0" w:leftChars="0" w:right="0" w:rightChars="0" w:firstLine="0" w:firstLineChars="0"/>
-              <w:jc w:val="center"/>
-              <w:textAlignment w:val="auto"/>
-              <w:rPr>
-                <w:rFonts w:ascii="Arial" w:eastAsia="等线"/>
-                <w:b w:val="0"/>
-                <w:i w:val="0"/>
-                <w:color w:val="000000"/>
-                <w:sz w:val="22"/>
-              </w:rPr>
-            </w:pPr>
-            <w:r>
-              <w:rPr>
-                <w:rFonts w:ascii="宋体" w:hAnsi="宋体" w:eastAsia="宋体"/>
-                <w:sz w:val="18"/>
-              </w:rPr>
-              <w:t>保持逐项量级核对，异常值零报告。</w:t>
+            <w:r>
+              <w:t>保留年度总量、逐日极值和异常日期的人工复核，并在论文撰写时核对单位换算。</w:t>
             </w:r>
           </w:p>
         </w:tc>
@@ -6292,7 +5932,7 @@
           </w:tcPr>
           <w:p>
             <w:r>
-              <w:t>存在问题（仅剩分位数选参）</w:t>
+              <w:t>合格</w:t>
             </w:r>
           </w:p>
         </w:tc>
@@ -6317,7 +5957,7 @@
           </w:tcPr>
           <w:p>
             <w:r>
-              <w:t>q234_solve.py 参数；docs/七_结果分析阶段.md 7.6</w:t>
+              <w:t>q234_solve.py 的 DynamicQuantileParameters；q234_validate.py；问题二至四_模型检验.md</w:t>
             </w:r>
           </w:p>
         </w:tc>
@@ -6342,7 +5982,7 @@
           </w:tcPr>
           <w:p>
             <w:r>
-              <w:t>原无标定依据的0.005元/kWh吞吐成本已从首层目标删除，改为无货币权重的第二层吞吐量最小化。当前仍需在混合整数版本上重新系统选择0.80/0.20等预测分位数。</w:t>
+              <w:t>日前分支不再固定使用负荷0.80、光伏0.20，而是直接预测净负荷，并在0.50—0.95候选集中依据近期样本外平均成本、尾部成本及切换惩罚逐日选择；选择只使用决策日前历史。</w:t>
             </w:r>
           </w:p>
         </w:tc>
@@ -6367,7 +6007,7 @@
           </w:tcPr>
           <w:p>
             <w:r>
-              <w:t>按时间顺序样本外总成本完成分位数选参后定稿重跑。</w:t>
+              <w:t>保留候选集、验证窗、风险权重和稳定权重的配置记录；论文撰写时说明其因果选参流程。</w:t>
             </w:r>
           </w:p>
         </w:tc>
